--- a/05-项目管理/04-绩效管理/01-KPI仪表板模板.docx
+++ b/05-项目管理/04-绩效管理/01-KPI仪表板模板.docx
@@ -2550,7 +2550,7 @@
                 <w:i w:val="0"/>
                 <w:sz w:val="20"/>
               </w:rPr>
-              <w:t>螺纹、头部尺寸等</w:t>
+              <w:t>关键尺寸、外形尺寸等</w:t>
             </w:r>
           </w:p>
         </w:tc>
